--- a/public/gallery/examples/account-executive/ja/resume.docx
+++ b/public/gallery/examples/account-executive/ja/resume.docx
@@ -66,7 +66,7 @@
         </w:rPr>
         <w:t xml:space="preserve">📧 </w:t>
       </w:r>
-      <w:hyperlink w:history="1" r:id="rIdlguk_3uikzceyfvqsmco0">
+      <w:hyperlink w:history="1" r:id="rId5nsep7z2csorf9ln2aznu">
         <w:r>
           <w:rPr>
             <w:sz w:val="18"/>
@@ -89,7 +89,7 @@
         </w:rPr>
         <w:t xml:space="preserve">🔗 </w:t>
       </w:r>
-      <w:hyperlink w:history="1" r:id="rIdjxxt0d7vk0806r2f0ui31">
+      <w:hyperlink w:history="1" r:id="rIdnh3gy8zcjp0devt-2jia6">
         <w:r>
           <w:rPr>
             <w:sz w:val="18"/>
@@ -124,7 +124,7 @@
         <w:spacing w:after="200" w:line="276"/>
         <w:jc w:val="center"/>
       </w:pPr>
-      <w:hyperlink w:history="1" r:id="rIdw7jj3juplwh8stkmsa_e5">
+      <w:hyperlink w:history="1" r:id="rIdjecj2llll33j7jgctvk3n">
         <w:r>
           <w:rPr>
             <w:sz w:val="18"/>
@@ -140,7 +140,7 @@
         </w:rPr>
         <w:t xml:space="preserve"> • </w:t>
       </w:r>
-      <w:hyperlink w:history="1" r:id="rIdfteojn04axppjgweds7rl">
+      <w:hyperlink w:history="1" r:id="rIdfaznelivcrfiii-kyhxna">
         <w:r>
           <w:rPr>
             <w:sz w:val="18"/>
@@ -287,7 +287,7 @@
         </w:rPr>
         <w:t xml:space="preserve">	</w:t>
       </w:r>
-      <w:hyperlink w:history="1" r:id="rId1atbazidkslkvyisk7q4o">
+      <w:hyperlink w:history="1" r:id="rIdeimkk9yvuncnxb8vtixdx">
         <w:r>
           <w:rPr>
             <w:sz w:val="18"/>
@@ -450,7 +450,7 @@
         </w:rPr>
         <w:t xml:space="preserve">	</w:t>
       </w:r>
-      <w:hyperlink w:history="1" r:id="rIdtqijq3ytzujbtjsfgspz8">
+      <w:hyperlink w:history="1" r:id="rIdxtixaj97-rawukzfexxdk">
         <w:r>
           <w:rPr>
             <w:sz w:val="18"/>
@@ -613,7 +613,7 @@
         </w:rPr>
         <w:t xml:space="preserve">	</w:t>
       </w:r>
-      <w:hyperlink w:history="1" r:id="rIddnmfcgvbc1f_eklpfngfw">
+      <w:hyperlink w:history="1" r:id="rIdwi9mpbgwkoo7cnh6vzvqd">
         <w:r>
           <w:rPr>
             <w:sz w:val="18"/>
@@ -1121,7 +1121,7 @@
         </w:rPr>
         <w:t xml:space="preserve">	</w:t>
       </w:r>
-      <w:hyperlink w:history="1" r:id="rIdsjwx7edtkserkdvge5hno">
+      <w:hyperlink w:history="1" r:id="rIdccib7zozwsnwzope14sma">
         <w:r>
           <w:rPr>
             <w:sz w:val="18"/>
@@ -1187,7 +1187,7 @@
         </w:rPr>
         <w:t xml:space="preserve">	</w:t>
       </w:r>
-      <w:hyperlink w:history="1" r:id="rIdcfhizi4kkdmoiw5tbwens">
+      <w:hyperlink w:history="1" r:id="rIdftiit2dnwedfmodl8r6pf">
         <w:r>
           <w:rPr>
             <w:sz w:val="18"/>
@@ -1272,7 +1272,7 @@
         </w:rPr>
         <w:t xml:space="preserve">	</w:t>
       </w:r>
-      <w:hyperlink w:history="1" r:id="rId_ictr75rafueuxxujqg63">
+      <w:hyperlink w:history="1" r:id="rIdicyas-fdso7o3g2lqenyl">
         <w:r>
           <w:rPr>
             <w:sz w:val="18"/>
@@ -1490,7 +1490,7 @@
         </w:rPr>
         <w:t xml:space="preserve">	</w:t>
       </w:r>
-      <w:hyperlink w:history="1" r:id="rIdz0uke0p1vjezuopv0fcgt">
+      <w:hyperlink w:history="1" r:id="rIdqqi63tdi3cgcg6m_km_eg">
         <w:r>
           <w:rPr>
             <w:sz w:val="18"/>
@@ -1714,7 +1714,7 @@
         </w:rPr>
         <w:t xml:space="preserve">	</w:t>
       </w:r>
-      <w:hyperlink w:history="1" r:id="rId7989oo9bkdkmwuyo20gf9">
+      <w:hyperlink w:history="1" r:id="rIdocwjmm3qmge7noujr5g5h">
         <w:r>
           <w:rPr>
             <w:sz w:val="18"/>
